--- a/notatki_korepetycje/Angielski/Iran B2-C1/Client_Materials.docx
+++ b/notatki_korepetycje/Angielski/Iran B2-C1/Client_Materials.docx
@@ -7,7 +7,7 @@
         <w:pStyle w:val="Title"/>
       </w:pPr>
       <w:r>
-        <w:t>ESL Lesson: Media Literacy and Global News</w:t>
+        <w:t>Lesson Topic: Media Literacy and Global News</w:t>
       </w:r>
     </w:p>
     <w:p>
